--- a/module-1/BrittanySmith Assignment 1.2.docx
+++ b/module-1/BrittanySmith Assignment 1.2.docx
@@ -96,6 +96,9 @@
         <w:lastRenderedPageBreak/>
         <w:t>GitHub Repository Screenshot</w:t>
       </w:r>
+      <w:r>
+        <w:t xml:space="preserve"> (see next page)</w:t>
+      </w:r>
     </w:p>
     <w:p>
       <w:pPr>
@@ -103,6 +106,53 @@
           <w:tab w:val="left" w:pos="3037"/>
         </w:tabs>
       </w:pPr>
+      <w:r>
+        <w:rPr>
+          <w:noProof/>
+        </w:rPr>
+        <w:lastRenderedPageBreak/>
+        <w:drawing>
+          <wp:inline distT="0" distB="0" distL="0" distR="0" wp14:anchorId="32FBB47D" wp14:editId="4ABD9E75">
+            <wp:extent cx="7924800" cy="5943600"/>
+            <wp:effectExtent l="0" t="0" r="0" b="0"/>
+            <wp:docPr id="1346369322" name="Picture 1"/>
+            <wp:cNvGraphicFramePr>
+              <a:graphicFrameLocks xmlns:a="http://schemas.openxmlformats.org/drawingml/2006/main" noChangeAspect="1"/>
+            </wp:cNvGraphicFramePr>
+            <a:graphic xmlns:a="http://schemas.openxmlformats.org/drawingml/2006/main">
+              <a:graphicData uri="http://schemas.openxmlformats.org/drawingml/2006/picture">
+                <pic:pic xmlns:pic="http://schemas.openxmlformats.org/drawingml/2006/picture">
+                  <pic:nvPicPr>
+                    <pic:cNvPr id="1346369322" name="Picture 1346369322"/>
+                    <pic:cNvPicPr/>
+                  </pic:nvPicPr>
+                  <pic:blipFill>
+                    <a:blip r:embed="rId6">
+                      <a:extLst>
+                        <a:ext uri="{28A0092B-C50C-407E-A947-70E740481C1C}">
+                          <a14:useLocalDpi xmlns:a14="http://schemas.microsoft.com/office/drawing/2010/main" val="0"/>
+                        </a:ext>
+                      </a:extLst>
+                    </a:blip>
+                    <a:stretch>
+                      <a:fillRect/>
+                    </a:stretch>
+                  </pic:blipFill>
+                  <pic:spPr>
+                    <a:xfrm rot="5400000">
+                      <a:off x="0" y="0"/>
+                      <a:ext cx="7924800" cy="5943600"/>
+                    </a:xfrm>
+                    <a:prstGeom prst="rect">
+                      <a:avLst/>
+                    </a:prstGeom>
+                  </pic:spPr>
+                </pic:pic>
+              </a:graphicData>
+            </a:graphic>
+          </wp:inline>
+        </w:drawing>
+      </w:r>
       <w:r>
         <w:tab/>
       </w:r>

--- a/module-1/BrittanySmith Assignment 1.2.docx
+++ b/module-1/BrittanySmith Assignment 1.2.docx
@@ -5,6 +5,11 @@
     <w:p>
       <w:r>
         <w:t>Brittany Smith</w:t>
+      </w:r>
+    </w:p>
+    <w:p>
+      <w:r>
+        <w:t>8/15/2026</w:t>
       </w:r>
     </w:p>
     <w:p>
@@ -112,10 +117,10 @@
         </w:rPr>
         <w:lastRenderedPageBreak/>
         <w:drawing>
-          <wp:inline distT="0" distB="0" distL="0" distR="0" wp14:anchorId="32FBB47D" wp14:editId="4ABD9E75">
+          <wp:inline distT="0" distB="0" distL="0" distR="0" wp14:anchorId="458B7A22" wp14:editId="7A6F31AA">
             <wp:extent cx="7924800" cy="5943600"/>
             <wp:effectExtent l="0" t="0" r="0" b="0"/>
-            <wp:docPr id="1346369322" name="Picture 1"/>
+            <wp:docPr id="75793050" name="Picture 1"/>
             <wp:cNvGraphicFramePr>
               <a:graphicFrameLocks xmlns:a="http://schemas.openxmlformats.org/drawingml/2006/main" noChangeAspect="1"/>
             </wp:cNvGraphicFramePr>
@@ -123,7 +128,7 @@
               <a:graphicData uri="http://schemas.openxmlformats.org/drawingml/2006/picture">
                 <pic:pic xmlns:pic="http://schemas.openxmlformats.org/drawingml/2006/picture">
                   <pic:nvPicPr>
-                    <pic:cNvPr id="1346369322" name="Picture 1346369322"/>
+                    <pic:cNvPr id="75793050" name="Picture 75793050"/>
                     <pic:cNvPicPr/>
                   </pic:nvPicPr>
                   <pic:blipFill>
